--- a/演出方案/精忠丰碑-排练时间轴.docx
+++ b/演出方案/精忠丰碑-排练时间轴.docx
@@ -2818,7 +2818,7 @@
                 <w:sz w:val="21"/>
                 <w:szCs w:val="21"/>
               </w:rPr>
-              <w:t xml:space="preserve">00–10 开嗓热声（啰鸣、音阶）</w:t>
+              <w:t xml:space="preserve">00–10 开嗓热声（哼鸣、音阶）</w:t>
             </w:r>
           </w:p>
           <w:p>
@@ -6638,7 +6638,7 @@
                 <w:sz w:val="21"/>
                 <w:szCs w:val="21"/>
               </w:rPr>
-              <w:t xml:space="preserve">领诵/领唱立即改真声并向前排半步补位；群诵与合唱由预录音轨兑底</w:t>
+              <w:t xml:space="preserve">领诵/领唱立即改真声并向前排半步补位；群诵与合唱由预录音轨兜底</w:t>
             </w:r>
           </w:p>
         </w:tc>
@@ -6913,7 +6913,7 @@
                 <w:sz w:val="21"/>
                 <w:szCs w:val="21"/>
               </w:rPr>
-              <w:t xml:space="preserve">开嗓热声：啰鸣、音阶；齐诵定调</w:t>
+              <w:t xml:space="preserve">开嗓热声：哼鸣、音阶；齐诵定调</w:t>
             </w:r>
           </w:p>
         </w:tc>
